--- a/Laporan SKC September 2025.docx
+++ b/Laporan SKC September 2025.docx
@@ -8786,7 +8786,7 @@
                 <w:sz w:val="24"/>
                 <w:szCs w:val="24"/>
               </w:rPr>
-              <w:t>M. N</w:t>
+              <w:t xml:space="preserve">M. </w:t>
             </w:r>
             <w:proofErr w:type="spellStart"/>
             <w:r>
@@ -8796,7 +8796,7 @@
                 <w:sz w:val="24"/>
                 <w:szCs w:val="24"/>
               </w:rPr>
-              <w:t>azril</w:t>
+              <w:t>Nazril</w:t>
             </w:r>
             <w:proofErr w:type="spellEnd"/>
             <w:r>
@@ -14762,7 +14762,27 @@
                 <w:sz w:val="24"/>
                 <w:szCs w:val="24"/>
               </w:rPr>
-              <w:t xml:space="preserve"> Nasulloh </w:t>
+              <w:t xml:space="preserve"> </w:t>
+            </w:r>
+            <w:proofErr w:type="spellStart"/>
+            <w:r>
+              <w:rPr>
+                <w:rFonts w:ascii="Times New Roman" w:hAnsi="Times New Roman" w:cs="Times New Roman"/>
+                <w:color w:val="000000"/>
+                <w:sz w:val="24"/>
+                <w:szCs w:val="24"/>
+              </w:rPr>
+              <w:t>Nasulloh</w:t>
+            </w:r>
+            <w:proofErr w:type="spellEnd"/>
+            <w:r>
+              <w:rPr>
+                <w:rFonts w:ascii="Times New Roman" w:hAnsi="Times New Roman" w:cs="Times New Roman"/>
+                <w:color w:val="000000"/>
+                <w:sz w:val="24"/>
+                <w:szCs w:val="24"/>
+              </w:rPr>
+              <w:t xml:space="preserve"> </w:t>
             </w:r>
           </w:p>
         </w:tc>
@@ -17466,30 +17486,6 @@
         </w:tc>
       </w:tr>
     </w:tbl>
-    <w:p>
-      <w:pPr>
-        <w:widowControl w:val="0"/>
-        <w:spacing w:before="189" w:after="0" w:line="240" w:lineRule="auto"/>
-        <w:rPr>
-          <w:rFonts w:ascii="Times New Roman" w:eastAsia="Times New Roman" w:hAnsi="Times New Roman" w:cs="Times New Roman"/>
-          <w:b/>
-          <w:sz w:val="24"/>
-          <w:szCs w:val="24"/>
-        </w:rPr>
-      </w:pPr>
-    </w:p>
-    <w:p>
-      <w:pPr>
-        <w:widowControl w:val="0"/>
-        <w:spacing w:before="189" w:after="0" w:line="240" w:lineRule="auto"/>
-        <w:rPr>
-          <w:rFonts w:ascii="Times New Roman" w:eastAsia="Times New Roman" w:hAnsi="Times New Roman" w:cs="Times New Roman"/>
-          <w:b/>
-          <w:sz w:val="24"/>
-          <w:szCs w:val="24"/>
-        </w:rPr>
-      </w:pPr>
-    </w:p>
     <w:p>
       <w:pPr>
         <w:widowControl w:val="0"/>
@@ -17769,81 +17765,68 @@
                 <w:szCs w:val="24"/>
               </w:rPr>
             </w:pPr>
-          </w:p>
-        </w:tc>
-        <w:tc>
-          <w:tcPr>
-            <w:tcW w:w="1200" w:type="dxa"/>
-            <w:tcMar>
-              <w:top w:w="100" w:type="dxa"/>
-              <w:left w:w="100" w:type="dxa"/>
-              <w:bottom w:w="100" w:type="dxa"/>
-              <w:right w:w="100" w:type="dxa"/>
-            </w:tcMar>
-          </w:tcPr>
-          <w:p>
-            <w:pPr>
-              <w:widowControl w:val="0"/>
-              <w:spacing w:after="0" w:line="240" w:lineRule="auto"/>
-              <w:jc w:val="center"/>
+            <w:r>
               <w:rPr>
                 <w:rFonts w:ascii="Times New Roman" w:eastAsia="Times New Roman" w:hAnsi="Times New Roman" w:cs="Times New Roman"/>
                 <w:b/>
-                <w:sz w:val="24"/>
-                <w:szCs w:val="24"/>
-              </w:rPr>
-            </w:pPr>
-          </w:p>
-        </w:tc>
-        <w:tc>
-          <w:tcPr>
-            <w:tcW w:w="3829" w:type="dxa"/>
-            <w:tcMar>
-              <w:top w:w="100" w:type="dxa"/>
-              <w:left w:w="100" w:type="dxa"/>
-              <w:bottom w:w="100" w:type="dxa"/>
-              <w:right w:w="100" w:type="dxa"/>
-            </w:tcMar>
-          </w:tcPr>
-          <w:p>
-            <w:pPr>
-              <w:widowControl w:val="0"/>
-              <w:spacing w:after="0" w:line="240" w:lineRule="auto"/>
-              <w:rPr>
-                <w:rFonts w:ascii="Times New Roman" w:eastAsia="Times New Roman" w:hAnsi="Times New Roman" w:cs="Times New Roman"/>
-                <w:b/>
-                <w:sz w:val="24"/>
-                <w:szCs w:val="24"/>
-              </w:rPr>
-            </w:pPr>
-          </w:p>
-        </w:tc>
-      </w:tr>
-      <w:tr>
-        <w:trPr>
-          <w:trHeight w:val="283"/>
-        </w:trPr>
-        <w:tc>
-          <w:tcPr>
-            <w:tcW w:w="3992" w:type="dxa"/>
-            <w:tcMar>
-              <w:top w:w="100" w:type="dxa"/>
-              <w:left w:w="100" w:type="dxa"/>
-              <w:bottom w:w="100" w:type="dxa"/>
-              <w:right w:w="100" w:type="dxa"/>
-            </w:tcMar>
-          </w:tcPr>
-          <w:p>
-            <w:pPr>
-              <w:widowControl w:val="0"/>
-              <w:spacing w:after="0" w:line="240" w:lineRule="auto"/>
-              <w:rPr>
-                <w:rFonts w:ascii="Times New Roman" w:eastAsia="Times New Roman" w:hAnsi="Times New Roman" w:cs="Times New Roman"/>
-                <w:b/>
-                <w:sz w:val="24"/>
-                <w:szCs w:val="24"/>
-              </w:rPr>
-            </w:pPr>
+                <w:noProof/>
+                <w:sz w:val="24"/>
+                <w:szCs w:val="24"/>
+              </w:rPr>
+              <w:drawing>
+                <wp:inline distT="0" distB="0" distL="0" distR="0" wp14:anchorId="462E8890" wp14:editId="1834C4AF">
+                  <wp:extent cx="2407920" cy="1224915"/>
+                  <wp:effectExtent l="0" t="0" r="0" b="0"/>
+                  <wp:docPr id="902613734" name="Picture 1" descr="A signature on a black background&#10;&#10;AI-generated content may be incorrect."/>
+                  <wp:cNvGraphicFramePr>
+                    <a:graphicFrameLocks xmlns:a="http://schemas.openxmlformats.org/drawingml/2006/main" noChangeAspect="1"/>
+                  </wp:cNvGraphicFramePr>
+                  <a:graphic xmlns:a="http://schemas.openxmlformats.org/drawingml/2006/main">
+                    <a:graphicData uri="http://schemas.openxmlformats.org/drawingml/2006/picture">
+                      <pic:pic xmlns:pic="http://schemas.openxmlformats.org/drawingml/2006/picture">
+                        <pic:nvPicPr>
+                          <pic:cNvPr id="902613734" name="Picture 1" descr="A signature on a black background&#10;&#10;AI-generated content may be incorrect."/>
+                          <pic:cNvPicPr/>
+                        </pic:nvPicPr>
+                        <pic:blipFill>
+                          <a:blip r:embed="rId9">
+                            <a:extLst>
+                              <a:ext uri="{BEBA8EAE-BF5A-486C-A8C5-ECC9F3942E4B}">
+                                <a14:imgProps xmlns:a14="http://schemas.microsoft.com/office/drawing/2010/main">
+                                  <a14:imgLayer r:embed="rId10">
+                                    <a14:imgEffect>
+                                      <a14:artisticGlass/>
+                                    </a14:imgEffect>
+                                    <a14:imgEffect>
+                                      <a14:sharpenSoften amount="25000"/>
+                                    </a14:imgEffect>
+                                  </a14:imgLayer>
+                                </a14:imgProps>
+                              </a:ext>
+                              <a:ext uri="{28A0092B-C50C-407E-A947-70E740481C1C}">
+                                <a14:useLocalDpi xmlns:a14="http://schemas.microsoft.com/office/drawing/2010/main" val="0"/>
+                              </a:ext>
+                            </a:extLst>
+                          </a:blip>
+                          <a:stretch>
+                            <a:fillRect/>
+                          </a:stretch>
+                        </pic:blipFill>
+                        <pic:spPr>
+                          <a:xfrm>
+                            <a:off x="0" y="0"/>
+                            <a:ext cx="2407920" cy="1224915"/>
+                          </a:xfrm>
+                          <a:prstGeom prst="rect">
+                            <a:avLst/>
+                          </a:prstGeom>
+                        </pic:spPr>
+                      </pic:pic>
+                    </a:graphicData>
+                  </a:graphic>
+                </wp:inline>
+              </w:drawing>
+            </w:r>
           </w:p>
         </w:tc>
         <w:tc>
@@ -18275,6 +18258,17 @@
             </w:tcBorders>
             <w:vAlign w:val="center"/>
           </w:tcPr>
+          <w:p>
+            <w:pPr>
+              <w:widowControl w:val="0"/>
+              <w:spacing w:before="189"/>
+              <w:rPr>
+                <w:rFonts w:ascii="Times New Roman" w:eastAsia="Times New Roman" w:hAnsi="Times New Roman" w:cs="Times New Roman"/>
+                <w:sz w:val="24"/>
+                <w:szCs w:val="24"/>
+              </w:rPr>
+            </w:pPr>
+          </w:p>
           <w:p>
             <w:pPr>
               <w:widowControl w:val="0"/>
@@ -18617,7 +18611,7 @@
           <w:noProof/>
         </w:rPr>
         <w:drawing>
-          <wp:inline distT="0" distB="0" distL="0" distR="0" wp14:anchorId="0F97098F" wp14:editId="453F567D">
+          <wp:inline distT="0" distB="0" distL="0" distR="0" wp14:anchorId="0F97098F" wp14:editId="26D33BDA">
             <wp:extent cx="5153025" cy="3865054"/>
             <wp:effectExtent l="0" t="0" r="0" b="2540"/>
             <wp:docPr id="355022606" name="Picture 1"/>
@@ -18634,7 +18628,7 @@
                     </pic:cNvPicPr>
                   </pic:nvPicPr>
                   <pic:blipFill>
-                    <a:blip r:embed="rId9" cstate="print">
+                    <a:blip r:embed="rId11" cstate="print">
                       <a:extLst>
                         <a:ext uri="{28A0092B-C50C-407E-A947-70E740481C1C}">
                           <a14:useLocalDpi xmlns:a14="http://schemas.microsoft.com/office/drawing/2010/main" val="0"/>
@@ -18895,7 +18889,7 @@
           <w:noProof/>
         </w:rPr>
         <w:drawing>
-          <wp:inline distT="0" distB="0" distL="0" distR="0" wp14:anchorId="6D42690D" wp14:editId="49CFD586">
+          <wp:inline distT="0" distB="0" distL="0" distR="0" wp14:anchorId="6D42690D" wp14:editId="6A144620">
             <wp:extent cx="4981575" cy="3736457"/>
             <wp:effectExtent l="0" t="0" r="0" b="0"/>
             <wp:docPr id="920840416" name="Picture 2" descr="A group of people sitting at a desk with computers&#10;&#10;AI-generated content may be incorrect."/>
@@ -18912,7 +18906,7 @@
                     </pic:cNvPicPr>
                   </pic:nvPicPr>
                   <pic:blipFill>
-                    <a:blip r:embed="rId10" cstate="print">
+                    <a:blip r:embed="rId12" cstate="print">
                       <a:extLst>
                         <a:ext uri="{28A0092B-C50C-407E-A947-70E740481C1C}">
                           <a14:useLocalDpi xmlns:a14="http://schemas.microsoft.com/office/drawing/2010/main" val="0"/>
@@ -18972,7 +18966,7 @@
           <w:noProof/>
         </w:rPr>
         <w:drawing>
-          <wp:inline distT="0" distB="0" distL="0" distR="0" wp14:anchorId="7303D4C3" wp14:editId="44C80E0D">
+          <wp:inline distT="0" distB="0" distL="0" distR="0" wp14:anchorId="7303D4C3" wp14:editId="63E883C7">
             <wp:extent cx="5008728" cy="3757933"/>
             <wp:effectExtent l="0" t="0" r="1905" b="0"/>
             <wp:docPr id="343386278" name="Picture 1" descr="A group of people in a room with computers"/>
@@ -18989,7 +18983,7 @@
                     </pic:cNvPicPr>
                   </pic:nvPicPr>
                   <pic:blipFill>
-                    <a:blip r:embed="rId11" cstate="print">
+                    <a:blip r:embed="rId13" cstate="print">
                       <a:extLst>
                         <a:ext uri="{28A0092B-C50C-407E-A947-70E740481C1C}">
                           <a14:useLocalDpi xmlns:a14="http://schemas.microsoft.com/office/drawing/2010/main" val="0"/>
@@ -19093,7 +19087,7 @@
                     <pic:cNvPicPr/>
                   </pic:nvPicPr>
                   <pic:blipFill>
-                    <a:blip r:embed="rId12">
+                    <a:blip r:embed="rId14">
                       <a:extLst>
                         <a:ext uri="{28A0092B-C50C-407E-A947-70E740481C1C}">
                           <a14:useLocalDpi xmlns:a14="http://schemas.microsoft.com/office/drawing/2010/main" val="0"/>
@@ -19167,7 +19161,7 @@
                     <pic:cNvPicPr/>
                   </pic:nvPicPr>
                   <pic:blipFill>
-                    <a:blip r:embed="rId13">
+                    <a:blip r:embed="rId15">
                       <a:extLst>
                         <a:ext uri="{28A0092B-C50C-407E-A947-70E740481C1C}">
                           <a14:useLocalDpi xmlns:a14="http://schemas.microsoft.com/office/drawing/2010/main" val="0"/>
@@ -19326,7 +19320,7 @@
                     <pic:cNvPicPr/>
                   </pic:nvPicPr>
                   <pic:blipFill>
-                    <a:blip r:embed="rId14">
+                    <a:blip r:embed="rId16">
                       <a:extLst>
                         <a:ext uri="{28A0092B-C50C-407E-A947-70E740481C1C}">
                           <a14:useLocalDpi xmlns:a14="http://schemas.microsoft.com/office/drawing/2010/main" val="0"/>
@@ -19414,7 +19408,7 @@
                     <pic:cNvPicPr/>
                   </pic:nvPicPr>
                   <pic:blipFill>
-                    <a:blip r:embed="rId15">
+                    <a:blip r:embed="rId17">
                       <a:extLst>
                         <a:ext uri="{28A0092B-C50C-407E-A947-70E740481C1C}">
                           <a14:useLocalDpi xmlns:a14="http://schemas.microsoft.com/office/drawing/2010/main" val="0"/>
@@ -19543,7 +19537,7 @@
           <w:szCs w:val="24"/>
         </w:rPr>
         <w:drawing>
-          <wp:inline distT="0" distB="0" distL="0" distR="0" wp14:anchorId="5D539139" wp14:editId="040B6901">
+          <wp:inline distT="0" distB="0" distL="0" distR="0" wp14:anchorId="5D539139" wp14:editId="7F470DC7">
             <wp:extent cx="4984795" cy="3738872"/>
             <wp:effectExtent l="0" t="0" r="6350" b="0"/>
             <wp:docPr id="2063977905" name="Picture 3" descr="A group of people in a classroom&#10;&#10;AI-generated content may be incorrect."/>
@@ -19558,7 +19552,7 @@
                     <pic:cNvPicPr/>
                   </pic:nvPicPr>
                   <pic:blipFill>
-                    <a:blip r:embed="rId16" cstate="print">
+                    <a:blip r:embed="rId18" cstate="print">
                       <a:extLst>
                         <a:ext uri="{28A0092B-C50C-407E-A947-70E740481C1C}">
                           <a14:useLocalDpi xmlns:a14="http://schemas.microsoft.com/office/drawing/2010/main" val="0"/>
@@ -19603,7 +19597,7 @@
           <w:szCs w:val="24"/>
         </w:rPr>
         <w:drawing>
-          <wp:inline distT="0" distB="0" distL="0" distR="0" wp14:anchorId="6CE513C7" wp14:editId="365C0A7F">
+          <wp:inline distT="0" distB="0" distL="0" distR="0" wp14:anchorId="6CE513C7" wp14:editId="4757683F">
             <wp:extent cx="4985614" cy="3739487"/>
             <wp:effectExtent l="0" t="0" r="5715" b="0"/>
             <wp:docPr id="1399396576" name="Picture 4" descr="A group of people in a classroom&#10;&#10;AI-generated content may be incorrect."/>
@@ -19618,7 +19612,7 @@
                     <pic:cNvPicPr/>
                   </pic:nvPicPr>
                   <pic:blipFill>
-                    <a:blip r:embed="rId17" cstate="print">
+                    <a:blip r:embed="rId19" cstate="print">
                       <a:extLst>
                         <a:ext uri="{28A0092B-C50C-407E-A947-70E740481C1C}">
                           <a14:useLocalDpi xmlns:a14="http://schemas.microsoft.com/office/drawing/2010/main" val="0"/>
@@ -20723,6 +20717,7 @@
   <w:style w:type="character" w:default="1" w:styleId="DefaultParagraphFont">
     <w:name w:val="Default Paragraph Font"/>
     <w:uiPriority w:val="1"/>
+    <w:semiHidden/>
     <w:unhideWhenUsed/>
   </w:style>
   <w:style w:type="table" w:default="1" w:styleId="TableNormal">
